--- a/assets/Products/OR/Optium - OBSTETRA/OBSTETRA.docx
+++ b/assets/Products/OR/Optium - OBSTETRA/OBSTETRA.docx
@@ -1,18 +1,33 @@
 
 <file path=word/document.xml><?xml version="1.0" encoding="utf-8"?>
-<w:document xmlns:wpc="http://schemas.microsoft.com/office/word/2010/wordprocessingCanvas" xmlns:cx="http://schemas.microsoft.com/office/drawing/2014/chartex" xmlns:cx1="http://schemas.microsoft.com/office/drawing/2015/9/8/chartex" xmlns:cx2="http://schemas.microsoft.com/office/drawing/2015/10/21/chartex" xmlns:cx3="http://schemas.microsoft.com/office/drawing/2016/5/9/chartex" xmlns:cx4="http://schemas.microsoft.com/office/drawing/2016/5/10/chartex" xmlns:cx5="http://schemas.microsoft.com/office/drawing/2016/5/11/chartex" xmlns:cx6="http://schemas.microsoft.com/office/drawing/2016/5/12/chartex" xmlns:cx7="http://schemas.microsoft.com/office/drawing/2016/5/13/chartex" xmlns:cx8="http://schemas.microsoft.com/office/drawing/2016/5/14/chartex" xmlns:mc="http://schemas.openxmlformats.org/markup-compatibility/2006" xmlns:aink="http://schemas.microsoft.com/office/drawing/2016/ink" xmlns:am3d="http://schemas.microsoft.com/office/drawing/2017/model3d" xmlns:o="urn:schemas-microsoft-com:office:office" xmlns:oel="http://schemas.microsoft.com/office/2019/extlst" xmlns:r="http://schemas.openxmlformats.org/officeDocument/2006/relationships" xmlns:m="http://schemas.openxmlformats.org/officeDocument/2006/math" xmlns:v="urn:schemas-microsoft-com:vml" xmlns:wp14="http://schemas.microsoft.com/office/word/2010/wordprocessingDrawing" xmlns:wp="http://schemas.openxmlformats.org/drawingml/2006/wordprocessingDrawing" xmlns:w10="urn:schemas-microsoft-com:office:word" xmlns:w="http://schemas.openxmlformats.org/wordprocessingml/2006/main" xmlns:w14="http://schemas.microsoft.com/office/word/2010/wordml" xmlns:w15="http://schemas.microsoft.com/office/word/2012/wordml" xmlns:w16cex="http://schemas.microsoft.com/office/word/2018/wordml/cex" xmlns:w16cid="http://schemas.microsoft.com/office/word/2016/wordml/cid" xmlns:w16="http://schemas.microsoft.com/office/word/2018/wordml" xmlns:w16du="http://schemas.microsoft.com/office/word/2023/wordml/word16du" xmlns:w16sdtdh="http://schemas.microsoft.com/office/word/2020/wordml/sdtdatahash" xmlns:w16sdtfl="http://schemas.microsoft.com/office/word/2024/wordml/sdtformatlock" xmlns:w16se="http://schemas.microsoft.com/office/word/2015/wordml/symex" xmlns:wpg="http://schemas.microsoft.com/office/word/2010/wordprocessingGroup" xmlns:wpi="http://schemas.microsoft.com/office/word/2010/wordprocessingInk" xmlns:wne="http://schemas.microsoft.com/office/word/2006/wordml" xmlns:wps="http://schemas.microsoft.com/office/word/2010/wordprocessingShape" mc:Ignorable="w14 w15 w16se w16cid w16 w16cex w16sdtdh w16sdtfl w16du wp14">
+<w:document xmlns:wpc="http://schemas.microsoft.com/office/word/2010/wordprocessingCanvas" xmlns:cx="http://schemas.microsoft.com/office/drawing/2014/chartex" xmlns:cx1="http://schemas.microsoft.com/office/drawing/2015/9/8/chartex" xmlns:cx2="http://schemas.microsoft.com/office/drawing/2015/10/21/chartex" xmlns:cx3="http://schemas.microsoft.com/office/drawing/2016/5/9/chartex" xmlns:cx4="http://schemas.microsoft.com/office/drawing/2016/5/10/chartex" xmlns:cx5="http://schemas.microsoft.com/office/drawing/2016/5/11/chartex" xmlns:cx6="http://schemas.microsoft.com/office/drawing/2016/5/12/chartex" xmlns:cx7="http://schemas.microsoft.com/office/drawing/2016/5/13/chartex" xmlns:cx8="http://schemas.microsoft.com/office/drawing/2016/5/14/chartex" xmlns:mc="http://schemas.openxmlformats.org/markup-compatibility/2006" xmlns:aink="http://schemas.microsoft.com/office/drawing/2016/ink" xmlns:am3d="http://schemas.microsoft.com/office/drawing/2017/model3d" xmlns:o="urn:schemas-microsoft-com:office:office" xmlns:r="http://schemas.openxmlformats.org/officeDocument/2006/relationships" xmlns:m="http://schemas.openxmlformats.org/officeDocument/2006/math" xmlns:v="urn:schemas-microsoft-com:vml" xmlns:wp14="http://schemas.microsoft.com/office/word/2010/wordprocessingDrawing" xmlns:wp="http://schemas.openxmlformats.org/drawingml/2006/wordprocessingDrawing" xmlns:w10="urn:schemas-microsoft-com:office:word" xmlns:w="http://schemas.openxmlformats.org/wordprocessingml/2006/main" xmlns:w14="http://schemas.microsoft.com/office/word/2010/wordml" xmlns:w15="http://schemas.microsoft.com/office/word/2012/wordml" xmlns:w16cid="http://schemas.microsoft.com/office/word/2016/wordml/cid" xmlns:w16se="http://schemas.microsoft.com/office/word/2015/wordml/symex" xmlns:wpg="http://schemas.microsoft.com/office/word/2010/wordprocessingGroup" xmlns:wpi="http://schemas.microsoft.com/office/word/2010/wordprocessingInk" xmlns:wne="http://schemas.microsoft.com/office/word/2006/wordml" xmlns:wps="http://schemas.microsoft.com/office/word/2010/wordprocessingShape" mc:Ignorable="w14 w15 w16se w16cid wp14">
   <w:body>
     <w:p>
-      <w:hyperlink r:id="rId5" w:history="1">
-        <w:r>
-          <w:rPr>
-            <w:rStyle w:val="Hyperlink"/>
-            <w:b/>
-            <w:bCs/>
-          </w:rPr>
-          <w:t>OBSTETRA</w:t>
-        </w:r>
-      </w:hyperlink>
+      <w:r>
+        <w:fldChar w:fldCharType="begin"/>
+      </w:r>
+      <w:r>
+        <w:instrText xml:space="preserve"> HYPERLINK "https://www.optium.com.tr/product/obstetra/" </w:instrText>
+      </w:r>
+      <w:r>
+        <w:fldChar w:fldCharType="separate"/>
+      </w:r>
+      <w:r>
+        <w:rPr>
+          <w:rStyle w:val="Hyperlink"/>
+          <w:b/>
+          <w:bCs/>
+        </w:rPr>
+        <w:t>OBSTETRA</w:t>
+      </w:r>
+      <w:r>
+        <w:rPr>
+          <w:rStyle w:val="Hyperlink"/>
+          <w:b/>
+          <w:bCs/>
+        </w:rPr>
+        <w:fldChar w:fldCharType="end"/>
+      </w:r>
     </w:p>
     <w:p>
       <w:r>
@@ -24,16 +39,6 @@
       </w:r>
     </w:p>
     <w:p>
-      <w:hyperlink r:id="rId6" w:history="1">
-        <w:r>
-          <w:rPr>
-            <w:rStyle w:val="Hyperlink"/>
-          </w:rPr>
-          <w:t>Click for detailed video of the product</w:t>
-        </w:r>
-      </w:hyperlink>
-    </w:p>
-    <w:p>
       <w:pPr>
         <w:numPr>
           <w:ilvl w:val="0"/>
@@ -41,7 +46,15 @@
         </w:numPr>
       </w:pPr>
       <w:r>
-        <w:t>Electronic adjustments of backrest, legrest, height-up &amp; down positions</w:t>
+        <w:t xml:space="preserve">Electronic adjustments of backrest, </w:t>
+      </w:r>
+      <w:proofErr w:type="spellStart"/>
+      <w:r>
+        <w:t>legrest</w:t>
+      </w:r>
+      <w:proofErr w:type="spellEnd"/>
+      <w:r>
+        <w:t>, height-up &amp; down positions</w:t>
       </w:r>
     </w:p>
     <w:p>
@@ -250,7 +263,15 @@
         </w:numPr>
       </w:pPr>
       <w:r>
-        <w:t>Removable stainless steel fluid basin</w:t>
+        <w:t xml:space="preserve">Removable </w:t>
+      </w:r>
+      <w:proofErr w:type="gramStart"/>
+      <w:r>
+        <w:t>stainless steel</w:t>
+      </w:r>
+      <w:proofErr w:type="gramEnd"/>
+      <w:r>
+        <w:t xml:space="preserve"> fluid basin</w:t>
       </w:r>
     </w:p>
     <w:p>
@@ -283,7 +304,6 @@
         </w:numPr>
       </w:pPr>
       <w:r>
-        <w:lastRenderedPageBreak/>
         <w:t>Angle indicators on the side rails for the backrest, Trendelenburg and Reverse Trendelenburg positions.</w:t>
       </w:r>
     </w:p>
@@ -295,6 +315,7 @@
         </w:numPr>
       </w:pPr>
       <w:r>
+        <w:lastRenderedPageBreak/>
         <w:t>Back up battery for non-stop operation in case of power failure.</w:t>
       </w:r>
     </w:p>
@@ -315,7 +336,15 @@
         <w:t>3</w:t>
       </w:r>
       <w:r>
-        <w:t> suitable for lying surface with antibacterial &amp; flame retardant cover</w:t>
+        <w:t xml:space="preserve"> suitable for lying surface with antibacterial &amp; </w:t>
+      </w:r>
+      <w:proofErr w:type="gramStart"/>
+      <w:r>
+        <w:t>flame retardant</w:t>
+      </w:r>
+      <w:proofErr w:type="gramEnd"/>
+      <w:r>
+        <w:t xml:space="preserve"> cover</w:t>
       </w:r>
     </w:p>
     <w:p>
@@ -407,29 +436,8 @@
       </w:r>
     </w:p>
     <w:p>
-      <w:hyperlink r:id="rId7" w:history="1">
-        <w:r>
-          <w:rPr>
-            <w:rStyle w:val="Hyperlink"/>
-            <w:b/>
-            <w:bCs/>
-          </w:rPr>
-          <w:t>Obstetra Delivery Beds</w:t>
-        </w:r>
-      </w:hyperlink>
-      <w:r>
-        <w:t> &amp; </w:t>
-      </w:r>
-      <w:hyperlink r:id="rId8" w:history="1">
-        <w:r>
-          <w:rPr>
-            <w:rStyle w:val="Hyperlink"/>
-            <w:b/>
-            <w:bCs/>
-          </w:rPr>
-          <w:t>Obstetra Gynecology Tables</w:t>
-        </w:r>
-      </w:hyperlink>
+      <w:bookmarkStart w:id="0" w:name="_GoBack"/>
+      <w:bookmarkEnd w:id="0"/>
     </w:p>
     <w:tbl>
       <w:tblPr>
@@ -867,1205 +875,6 @@
         </w:rPr>
       </w:pPr>
     </w:p>
-    <w:tbl>
-      <w:tblPr>
-        <w:tblW w:w="15975" w:type="dxa"/>
-        <w:tblCellMar>
-          <w:top w:w="15" w:type="dxa"/>
-          <w:left w:w="15" w:type="dxa"/>
-          <w:bottom w:w="15" w:type="dxa"/>
-          <w:right w:w="15" w:type="dxa"/>
-        </w:tblCellMar>
-        <w:tblLook w:val="04A0" w:firstRow="1" w:lastRow="0" w:firstColumn="1" w:lastColumn="0" w:noHBand="0" w:noVBand="1"/>
-      </w:tblPr>
-      <w:tblGrid>
-        <w:gridCol w:w="159"/>
-        <w:gridCol w:w="7828"/>
-        <w:gridCol w:w="7988"/>
-      </w:tblGrid>
-      <w:tr>
-        <w:trPr>
-          <w:trHeight w:val="600"/>
-          <w:tblHeader/>
-        </w:trPr>
-        <w:tc>
-          <w:tcPr>
-            <w:tcW w:w="50" w:type="pct"/>
-            <w:shd w:val="clear" w:color="auto" w:fill="F6F6F6"/>
-            <w:vAlign w:val="center"/>
-            <w:hideMark/>
-          </w:tcPr>
-          <w:p/>
-        </w:tc>
-        <w:tc>
-          <w:tcPr>
-            <w:tcW w:w="2450" w:type="pct"/>
-            <w:shd w:val="clear" w:color="auto" w:fill="F6F6F6"/>
-            <w:vAlign w:val="center"/>
-            <w:hideMark/>
-          </w:tcPr>
-          <w:p>
-            <w:r>
-              <w:rPr>
-                <w:b/>
-                <w:bCs/>
-              </w:rPr>
-              <w:t>ELECTRICAL DATA</w:t>
-            </w:r>
-          </w:p>
-        </w:tc>
-        <w:tc>
-          <w:tcPr>
-            <w:tcW w:w="2500" w:type="pct"/>
-            <w:shd w:val="clear" w:color="auto" w:fill="F6F6F6"/>
-            <w:vAlign w:val="center"/>
-            <w:hideMark/>
-          </w:tcPr>
-          <w:p/>
-        </w:tc>
-      </w:tr>
-      <w:tr>
-        <w:tc>
-          <w:tcPr>
-            <w:tcW w:w="50" w:type="pct"/>
-            <w:tcBorders>
-              <w:top w:val="nil"/>
-              <w:left w:val="nil"/>
-              <w:bottom w:val="nil"/>
-              <w:right w:val="nil"/>
-            </w:tcBorders>
-            <w:vAlign w:val="center"/>
-            <w:hideMark/>
-          </w:tcPr>
-          <w:p/>
-        </w:tc>
-        <w:tc>
-          <w:tcPr>
-            <w:tcW w:w="2450" w:type="pct"/>
-            <w:tcBorders>
-              <w:top w:val="nil"/>
-              <w:left w:val="nil"/>
-              <w:bottom w:val="nil"/>
-              <w:right w:val="nil"/>
-            </w:tcBorders>
-            <w:vAlign w:val="center"/>
-            <w:hideMark/>
-          </w:tcPr>
-          <w:p>
-            <w:r>
-              <w:t>Power In</w:t>
-            </w:r>
-          </w:p>
-        </w:tc>
-        <w:tc>
-          <w:tcPr>
-            <w:tcW w:w="2500" w:type="pct"/>
-            <w:tcBorders>
-              <w:top w:val="nil"/>
-              <w:left w:val="nil"/>
-              <w:bottom w:val="nil"/>
-              <w:right w:val="nil"/>
-            </w:tcBorders>
-            <w:vAlign w:val="center"/>
-            <w:hideMark/>
-          </w:tcPr>
-          <w:p>
-            <w:r>
-              <w:t>: Max. 3,15A, 100V – 240V ~ 50/60 Hz</w:t>
-            </w:r>
-          </w:p>
-        </w:tc>
-      </w:tr>
-      <w:tr>
-        <w:tc>
-          <w:tcPr>
-            <w:tcW w:w="50" w:type="pct"/>
-            <w:tcBorders>
-              <w:top w:val="nil"/>
-              <w:left w:val="nil"/>
-              <w:bottom w:val="nil"/>
-              <w:right w:val="nil"/>
-            </w:tcBorders>
-            <w:shd w:val="clear" w:color="auto" w:fill="F6F6F6"/>
-            <w:vAlign w:val="center"/>
-            <w:hideMark/>
-          </w:tcPr>
-          <w:p/>
-        </w:tc>
-        <w:tc>
-          <w:tcPr>
-            <w:tcW w:w="2450" w:type="pct"/>
-            <w:tcBorders>
-              <w:top w:val="nil"/>
-              <w:left w:val="nil"/>
-              <w:bottom w:val="nil"/>
-              <w:right w:val="nil"/>
-            </w:tcBorders>
-            <w:shd w:val="clear" w:color="auto" w:fill="F6F6F6"/>
-            <w:vAlign w:val="center"/>
-            <w:hideMark/>
-          </w:tcPr>
-          <w:p>
-            <w:r>
-              <w:t>Electrical Shock Protection</w:t>
-            </w:r>
-          </w:p>
-        </w:tc>
-        <w:tc>
-          <w:tcPr>
-            <w:tcW w:w="2500" w:type="pct"/>
-            <w:tcBorders>
-              <w:top w:val="nil"/>
-              <w:left w:val="nil"/>
-              <w:bottom w:val="nil"/>
-              <w:right w:val="nil"/>
-            </w:tcBorders>
-            <w:shd w:val="clear" w:color="auto" w:fill="F6F6F6"/>
-            <w:vAlign w:val="center"/>
-            <w:hideMark/>
-          </w:tcPr>
-          <w:p>
-            <w:r>
-              <w:t>: Class I, Type B</w:t>
-            </w:r>
-          </w:p>
-        </w:tc>
-      </w:tr>
-      <w:tr>
-        <w:tc>
-          <w:tcPr>
-            <w:tcW w:w="50" w:type="pct"/>
-            <w:tcBorders>
-              <w:top w:val="nil"/>
-              <w:left w:val="nil"/>
-              <w:bottom w:val="nil"/>
-              <w:right w:val="nil"/>
-            </w:tcBorders>
-            <w:vAlign w:val="center"/>
-            <w:hideMark/>
-          </w:tcPr>
-          <w:p/>
-        </w:tc>
-        <w:tc>
-          <w:tcPr>
-            <w:tcW w:w="2450" w:type="pct"/>
-            <w:tcBorders>
-              <w:top w:val="nil"/>
-              <w:left w:val="nil"/>
-              <w:bottom w:val="nil"/>
-              <w:right w:val="nil"/>
-            </w:tcBorders>
-            <w:vAlign w:val="center"/>
-            <w:hideMark/>
-          </w:tcPr>
-          <w:p>
-            <w:r>
-              <w:t>Liquid Ingress Protection</w:t>
-            </w:r>
-          </w:p>
-        </w:tc>
-        <w:tc>
-          <w:tcPr>
-            <w:tcW w:w="2500" w:type="pct"/>
-            <w:tcBorders>
-              <w:top w:val="nil"/>
-              <w:left w:val="nil"/>
-              <w:bottom w:val="nil"/>
-              <w:right w:val="nil"/>
-            </w:tcBorders>
-            <w:vAlign w:val="center"/>
-            <w:hideMark/>
-          </w:tcPr>
-          <w:p>
-            <w:r>
-              <w:t>: IPX6</w:t>
-            </w:r>
-          </w:p>
-        </w:tc>
-      </w:tr>
-      <w:tr>
-        <w:tc>
-          <w:tcPr>
-            <w:tcW w:w="50" w:type="pct"/>
-            <w:tcBorders>
-              <w:top w:val="nil"/>
-              <w:left w:val="nil"/>
-              <w:bottom w:val="nil"/>
-              <w:right w:val="nil"/>
-            </w:tcBorders>
-            <w:shd w:val="clear" w:color="auto" w:fill="F6F6F6"/>
-            <w:vAlign w:val="center"/>
-            <w:hideMark/>
-          </w:tcPr>
-          <w:p/>
-        </w:tc>
-        <w:tc>
-          <w:tcPr>
-            <w:tcW w:w="2450" w:type="pct"/>
-            <w:tcBorders>
-              <w:top w:val="nil"/>
-              <w:left w:val="nil"/>
-              <w:bottom w:val="nil"/>
-              <w:right w:val="nil"/>
-            </w:tcBorders>
-            <w:shd w:val="clear" w:color="auto" w:fill="F6F6F6"/>
-            <w:vAlign w:val="center"/>
-            <w:hideMark/>
-          </w:tcPr>
-          <w:p>
-            <w:r>
-              <w:t>Battery</w:t>
-            </w:r>
-          </w:p>
-        </w:tc>
-        <w:tc>
-          <w:tcPr>
-            <w:tcW w:w="2500" w:type="pct"/>
-            <w:tcBorders>
-              <w:top w:val="nil"/>
-              <w:left w:val="nil"/>
-              <w:bottom w:val="nil"/>
-              <w:right w:val="nil"/>
-            </w:tcBorders>
-            <w:shd w:val="clear" w:color="auto" w:fill="F6F6F6"/>
-            <w:vAlign w:val="center"/>
-            <w:hideMark/>
-          </w:tcPr>
-          <w:p>
-            <w:r>
-              <w:t>: 2x 12V Series Connected, sealed, rechargeable, Lead / Acid gel, 1.2 amp hrs.</w:t>
-            </w:r>
-          </w:p>
-        </w:tc>
-      </w:tr>
-    </w:tbl>
-    <w:p>
-      <w:r>
-        <w:drawing>
-          <wp:inline distT="0" distB="0" distL="0" distR="0" wp14:anchorId="0466531F" wp14:editId="37ABC86A">
-            <wp:extent cx="5943600" cy="1307465"/>
-            <wp:effectExtent l="0" t="0" r="0" b="6985"/>
-            <wp:docPr id="676403294" name="Picture 90" descr="A close up of a logo&#10;&#10;AI-generated content may be incorrect."/>
-            <wp:cNvGraphicFramePr>
-              <a:graphicFrameLocks xmlns:a="http://schemas.openxmlformats.org/drawingml/2006/main" noChangeAspect="1"/>
-            </wp:cNvGraphicFramePr>
-            <a:graphic xmlns:a="http://schemas.openxmlformats.org/drawingml/2006/main">
-              <a:graphicData uri="http://schemas.openxmlformats.org/drawingml/2006/picture">
-                <pic:pic xmlns:pic="http://schemas.openxmlformats.org/drawingml/2006/picture">
-                  <pic:nvPicPr>
-                    <pic:cNvPr id="676403294" name="Picture 90" descr="A close up of a logo&#10;&#10;AI-generated content may be incorrect."/>
-                    <pic:cNvPicPr>
-                      <a:picLocks noChangeAspect="1" noChangeArrowheads="1"/>
-                    </pic:cNvPicPr>
-                  </pic:nvPicPr>
-                  <pic:blipFill>
-                    <a:blip r:embed="rId9">
-                      <a:extLst>
-                        <a:ext uri="{28A0092B-C50C-407E-A947-70E740481C1C}">
-                          <a14:useLocalDpi xmlns:a14="http://schemas.microsoft.com/office/drawing/2010/main" val="0"/>
-                        </a:ext>
-                      </a:extLst>
-                    </a:blip>
-                    <a:srcRect/>
-                    <a:stretch>
-                      <a:fillRect/>
-                    </a:stretch>
-                  </pic:blipFill>
-                  <pic:spPr bwMode="auto">
-                    <a:xfrm>
-                      <a:off x="0" y="0"/>
-                      <a:ext cx="5943600" cy="1307465"/>
-                    </a:xfrm>
-                    <a:prstGeom prst="rect">
-                      <a:avLst/>
-                    </a:prstGeom>
-                    <a:noFill/>
-                    <a:ln>
-                      <a:noFill/>
-                    </a:ln>
-                  </pic:spPr>
-                </pic:pic>
-              </a:graphicData>
-            </a:graphic>
-          </wp:inline>
-        </w:drawing>
-      </w:r>
-    </w:p>
-    <w:p>
-      <w:r>
-        <w:rPr>
-          <w:b/>
-          <w:bCs/>
-        </w:rPr>
-        <w:t>ACCESSORIES</w:t>
-      </w:r>
-    </w:p>
-    <w:p>
-      <w:r>
-        <w:drawing>
-          <wp:inline distT="0" distB="0" distL="0" distR="0" wp14:anchorId="648F874E" wp14:editId="221D911C">
-            <wp:extent cx="4274820" cy="3909060"/>
-            <wp:effectExtent l="0" t="0" r="0" b="0"/>
-            <wp:docPr id="1950417045" name="Picture 89"/>
-            <wp:cNvGraphicFramePr>
-              <a:graphicFrameLocks xmlns:a="http://schemas.openxmlformats.org/drawingml/2006/main" noChangeAspect="1"/>
-            </wp:cNvGraphicFramePr>
-            <a:graphic xmlns:a="http://schemas.openxmlformats.org/drawingml/2006/main">
-              <a:graphicData uri="http://schemas.openxmlformats.org/drawingml/2006/picture">
-                <pic:pic xmlns:pic="http://schemas.openxmlformats.org/drawingml/2006/picture">
-                  <pic:nvPicPr>
-                    <pic:cNvPr id="0" name="Picture 285"/>
-                    <pic:cNvPicPr>
-                      <a:picLocks noChangeAspect="1" noChangeArrowheads="1"/>
-                    </pic:cNvPicPr>
-                  </pic:nvPicPr>
-                  <pic:blipFill>
-                    <a:blip r:embed="rId10">
-                      <a:extLst>
-                        <a:ext uri="{28A0092B-C50C-407E-A947-70E740481C1C}">
-                          <a14:useLocalDpi xmlns:a14="http://schemas.microsoft.com/office/drawing/2010/main" val="0"/>
-                        </a:ext>
-                      </a:extLst>
-                    </a:blip>
-                    <a:srcRect/>
-                    <a:stretch>
-                      <a:fillRect/>
-                    </a:stretch>
-                  </pic:blipFill>
-                  <pic:spPr bwMode="auto">
-                    <a:xfrm>
-                      <a:off x="0" y="0"/>
-                      <a:ext cx="4274820" cy="3909060"/>
-                    </a:xfrm>
-                    <a:prstGeom prst="rect">
-                      <a:avLst/>
-                    </a:prstGeom>
-                    <a:noFill/>
-                    <a:ln>
-                      <a:noFill/>
-                    </a:ln>
-                  </pic:spPr>
-                </pic:pic>
-              </a:graphicData>
-            </a:graphic>
-          </wp:inline>
-        </w:drawing>
-      </w:r>
-    </w:p>
-    <w:p>
-      <w:r>
-        <w:t>Nurse Control Panel</w:t>
-      </w:r>
-    </w:p>
-    <w:p>
-      <w:r>
-        <w:lastRenderedPageBreak/>
-        <w:drawing>
-          <wp:inline distT="0" distB="0" distL="0" distR="0" wp14:anchorId="71469A44" wp14:editId="421D070E">
-            <wp:extent cx="4274820" cy="3962400"/>
-            <wp:effectExtent l="0" t="0" r="0" b="0"/>
-            <wp:docPr id="963909314" name="Picture 88"/>
-            <wp:cNvGraphicFramePr>
-              <a:graphicFrameLocks xmlns:a="http://schemas.openxmlformats.org/drawingml/2006/main" noChangeAspect="1"/>
-            </wp:cNvGraphicFramePr>
-            <a:graphic xmlns:a="http://schemas.openxmlformats.org/drawingml/2006/main">
-              <a:graphicData uri="http://schemas.openxmlformats.org/drawingml/2006/picture">
-                <pic:pic xmlns:pic="http://schemas.openxmlformats.org/drawingml/2006/picture">
-                  <pic:nvPicPr>
-                    <pic:cNvPr id="0" name="Picture 286"/>
-                    <pic:cNvPicPr>
-                      <a:picLocks noChangeAspect="1" noChangeArrowheads="1"/>
-                    </pic:cNvPicPr>
-                  </pic:nvPicPr>
-                  <pic:blipFill>
-                    <a:blip r:embed="rId11">
-                      <a:extLst>
-                        <a:ext uri="{28A0092B-C50C-407E-A947-70E740481C1C}">
-                          <a14:useLocalDpi xmlns:a14="http://schemas.microsoft.com/office/drawing/2010/main" val="0"/>
-                        </a:ext>
-                      </a:extLst>
-                    </a:blip>
-                    <a:srcRect/>
-                    <a:stretch>
-                      <a:fillRect/>
-                    </a:stretch>
-                  </pic:blipFill>
-                  <pic:spPr bwMode="auto">
-                    <a:xfrm>
-                      <a:off x="0" y="0"/>
-                      <a:ext cx="4274820" cy="3962400"/>
-                    </a:xfrm>
-                    <a:prstGeom prst="rect">
-                      <a:avLst/>
-                    </a:prstGeom>
-                    <a:noFill/>
-                    <a:ln>
-                      <a:noFill/>
-                    </a:ln>
-                  </pic:spPr>
-                </pic:pic>
-              </a:graphicData>
-            </a:graphic>
-          </wp:inline>
-        </w:drawing>
-      </w:r>
-    </w:p>
-    <w:p>
-      <w:r>
-        <w:t>Accessory Trolley</w:t>
-      </w:r>
-    </w:p>
-    <w:p>
-      <w:r>
-        <w:lastRenderedPageBreak/>
-        <w:drawing>
-          <wp:inline distT="0" distB="0" distL="0" distR="0" wp14:anchorId="3C99283A" wp14:editId="5AC573B4">
-            <wp:extent cx="4373880" cy="3947160"/>
-            <wp:effectExtent l="0" t="0" r="7620" b="0"/>
-            <wp:docPr id="573709938" name="Picture 87"/>
-            <wp:cNvGraphicFramePr>
-              <a:graphicFrameLocks xmlns:a="http://schemas.openxmlformats.org/drawingml/2006/main" noChangeAspect="1"/>
-            </wp:cNvGraphicFramePr>
-            <a:graphic xmlns:a="http://schemas.openxmlformats.org/drawingml/2006/main">
-              <a:graphicData uri="http://schemas.openxmlformats.org/drawingml/2006/picture">
-                <pic:pic xmlns:pic="http://schemas.openxmlformats.org/drawingml/2006/picture">
-                  <pic:nvPicPr>
-                    <pic:cNvPr id="0" name="Picture 287"/>
-                    <pic:cNvPicPr>
-                      <a:picLocks noChangeAspect="1" noChangeArrowheads="1"/>
-                    </pic:cNvPicPr>
-                  </pic:nvPicPr>
-                  <pic:blipFill>
-                    <a:blip r:embed="rId12">
-                      <a:extLst>
-                        <a:ext uri="{28A0092B-C50C-407E-A947-70E740481C1C}">
-                          <a14:useLocalDpi xmlns:a14="http://schemas.microsoft.com/office/drawing/2010/main" val="0"/>
-                        </a:ext>
-                      </a:extLst>
-                    </a:blip>
-                    <a:srcRect/>
-                    <a:stretch>
-                      <a:fillRect/>
-                    </a:stretch>
-                  </pic:blipFill>
-                  <pic:spPr bwMode="auto">
-                    <a:xfrm>
-                      <a:off x="0" y="0"/>
-                      <a:ext cx="4373880" cy="3947160"/>
-                    </a:xfrm>
-                    <a:prstGeom prst="rect">
-                      <a:avLst/>
-                    </a:prstGeom>
-                    <a:noFill/>
-                    <a:ln>
-                      <a:noFill/>
-                    </a:ln>
-                  </pic:spPr>
-                </pic:pic>
-              </a:graphicData>
-            </a:graphic>
-          </wp:inline>
-        </w:drawing>
-      </w:r>
-    </w:p>
-    <w:p>
-      <w:r>
-        <w:t>Stainless Steel Waste Bowl</w:t>
-      </w:r>
-    </w:p>
-    <w:p>
-      <w:r>
-        <w:lastRenderedPageBreak/>
-        <w:drawing>
-          <wp:inline distT="0" distB="0" distL="0" distR="0" wp14:anchorId="5AA906EB" wp14:editId="0AABDB6A">
-            <wp:extent cx="4290060" cy="3909060"/>
-            <wp:effectExtent l="0" t="0" r="0" b="0"/>
-            <wp:docPr id="298358396" name="Picture 86"/>
-            <wp:cNvGraphicFramePr>
-              <a:graphicFrameLocks xmlns:a="http://schemas.openxmlformats.org/drawingml/2006/main" noChangeAspect="1"/>
-            </wp:cNvGraphicFramePr>
-            <a:graphic xmlns:a="http://schemas.openxmlformats.org/drawingml/2006/main">
-              <a:graphicData uri="http://schemas.openxmlformats.org/drawingml/2006/picture">
-                <pic:pic xmlns:pic="http://schemas.openxmlformats.org/drawingml/2006/picture">
-                  <pic:nvPicPr>
-                    <pic:cNvPr id="0" name="Picture 288"/>
-                    <pic:cNvPicPr>
-                      <a:picLocks noChangeAspect="1" noChangeArrowheads="1"/>
-                    </pic:cNvPicPr>
-                  </pic:nvPicPr>
-                  <pic:blipFill>
-                    <a:blip r:embed="rId13">
-                      <a:extLst>
-                        <a:ext uri="{28A0092B-C50C-407E-A947-70E740481C1C}">
-                          <a14:useLocalDpi xmlns:a14="http://schemas.microsoft.com/office/drawing/2010/main" val="0"/>
-                        </a:ext>
-                      </a:extLst>
-                    </a:blip>
-                    <a:srcRect/>
-                    <a:stretch>
-                      <a:fillRect/>
-                    </a:stretch>
-                  </pic:blipFill>
-                  <pic:spPr bwMode="auto">
-                    <a:xfrm>
-                      <a:off x="0" y="0"/>
-                      <a:ext cx="4290060" cy="3909060"/>
-                    </a:xfrm>
-                    <a:prstGeom prst="rect">
-                      <a:avLst/>
-                    </a:prstGeom>
-                    <a:noFill/>
-                    <a:ln>
-                      <a:noFill/>
-                    </a:ln>
-                  </pic:spPr>
-                </pic:pic>
-              </a:graphicData>
-            </a:graphic>
-          </wp:inline>
-        </w:drawing>
-      </w:r>
-    </w:p>
-    <w:p>
-      <w:r>
-        <w:t>Central &amp; Directional Lock Castors, 125 mm</w:t>
-      </w:r>
-    </w:p>
-    <w:p>
-      <w:r>
-        <w:lastRenderedPageBreak/>
-        <w:drawing>
-          <wp:inline distT="0" distB="0" distL="0" distR="0" wp14:anchorId="217B5B03" wp14:editId="659A5044">
-            <wp:extent cx="4274820" cy="3962400"/>
-            <wp:effectExtent l="0" t="0" r="0" b="0"/>
-            <wp:docPr id="1782609233" name="Picture 85"/>
-            <wp:cNvGraphicFramePr>
-              <a:graphicFrameLocks xmlns:a="http://schemas.openxmlformats.org/drawingml/2006/main" noChangeAspect="1"/>
-            </wp:cNvGraphicFramePr>
-            <a:graphic xmlns:a="http://schemas.openxmlformats.org/drawingml/2006/main">
-              <a:graphicData uri="http://schemas.openxmlformats.org/drawingml/2006/picture">
-                <pic:pic xmlns:pic="http://schemas.openxmlformats.org/drawingml/2006/picture">
-                  <pic:nvPicPr>
-                    <pic:cNvPr id="0" name="Picture 289"/>
-                    <pic:cNvPicPr>
-                      <a:picLocks noChangeAspect="1" noChangeArrowheads="1"/>
-                    </pic:cNvPicPr>
-                  </pic:nvPicPr>
-                  <pic:blipFill>
-                    <a:blip r:embed="rId14">
-                      <a:extLst>
-                        <a:ext uri="{28A0092B-C50C-407E-A947-70E740481C1C}">
-                          <a14:useLocalDpi xmlns:a14="http://schemas.microsoft.com/office/drawing/2010/main" val="0"/>
-                        </a:ext>
-                      </a:extLst>
-                    </a:blip>
-                    <a:srcRect/>
-                    <a:stretch>
-                      <a:fillRect/>
-                    </a:stretch>
-                  </pic:blipFill>
-                  <pic:spPr bwMode="auto">
-                    <a:xfrm>
-                      <a:off x="0" y="0"/>
-                      <a:ext cx="4274820" cy="3962400"/>
-                    </a:xfrm>
-                    <a:prstGeom prst="rect">
-                      <a:avLst/>
-                    </a:prstGeom>
-                    <a:noFill/>
-                    <a:ln>
-                      <a:noFill/>
-                    </a:ln>
-                  </pic:spPr>
-                </pic:pic>
-              </a:graphicData>
-            </a:graphic>
-          </wp:inline>
-        </w:drawing>
-      </w:r>
-    </w:p>
-    <w:p>
-      <w:r>
-        <w:t>Manual CPR</w:t>
-      </w:r>
-    </w:p>
-    <w:p>
-      <w:r>
-        <w:lastRenderedPageBreak/>
-        <w:drawing>
-          <wp:inline distT="0" distB="0" distL="0" distR="0" wp14:anchorId="145F3C50" wp14:editId="5613DCE2">
-            <wp:extent cx="4267200" cy="4000500"/>
-            <wp:effectExtent l="0" t="0" r="0" b="0"/>
-            <wp:docPr id="1606881668" name="Picture 84"/>
-            <wp:cNvGraphicFramePr>
-              <a:graphicFrameLocks xmlns:a="http://schemas.openxmlformats.org/drawingml/2006/main" noChangeAspect="1"/>
-            </wp:cNvGraphicFramePr>
-            <a:graphic xmlns:a="http://schemas.openxmlformats.org/drawingml/2006/main">
-              <a:graphicData uri="http://schemas.openxmlformats.org/drawingml/2006/picture">
-                <pic:pic xmlns:pic="http://schemas.openxmlformats.org/drawingml/2006/picture">
-                  <pic:nvPicPr>
-                    <pic:cNvPr id="0" name="Picture 290"/>
-                    <pic:cNvPicPr>
-                      <a:picLocks noChangeAspect="1" noChangeArrowheads="1"/>
-                    </pic:cNvPicPr>
-                  </pic:nvPicPr>
-                  <pic:blipFill>
-                    <a:blip r:embed="rId15">
-                      <a:extLst>
-                        <a:ext uri="{28A0092B-C50C-407E-A947-70E740481C1C}">
-                          <a14:useLocalDpi xmlns:a14="http://schemas.microsoft.com/office/drawing/2010/main" val="0"/>
-                        </a:ext>
-                      </a:extLst>
-                    </a:blip>
-                    <a:srcRect/>
-                    <a:stretch>
-                      <a:fillRect/>
-                    </a:stretch>
-                  </pic:blipFill>
-                  <pic:spPr bwMode="auto">
-                    <a:xfrm>
-                      <a:off x="0" y="0"/>
-                      <a:ext cx="4267200" cy="4000500"/>
-                    </a:xfrm>
-                    <a:prstGeom prst="rect">
-                      <a:avLst/>
-                    </a:prstGeom>
-                    <a:noFill/>
-                    <a:ln>
-                      <a:noFill/>
-                    </a:ln>
-                  </pic:spPr>
-                </pic:pic>
-              </a:graphicData>
-            </a:graphic>
-          </wp:inline>
-        </w:drawing>
-      </w:r>
-    </w:p>
-    <w:p>
-      <w:r>
-        <w:t>IV Pole</w:t>
-      </w:r>
-    </w:p>
-    <w:p>
-      <w:r>
-        <w:lastRenderedPageBreak/>
-        <w:drawing>
-          <wp:inline distT="0" distB="0" distL="0" distR="0" wp14:anchorId="249981B6" wp14:editId="1991975A">
-            <wp:extent cx="4373880" cy="4191000"/>
-            <wp:effectExtent l="0" t="0" r="7620" b="0"/>
-            <wp:docPr id="1527823632" name="Picture 83"/>
-            <wp:cNvGraphicFramePr>
-              <a:graphicFrameLocks xmlns:a="http://schemas.openxmlformats.org/drawingml/2006/main" noChangeAspect="1"/>
-            </wp:cNvGraphicFramePr>
-            <a:graphic xmlns:a="http://schemas.openxmlformats.org/drawingml/2006/main">
-              <a:graphicData uri="http://schemas.openxmlformats.org/drawingml/2006/picture">
-                <pic:pic xmlns:pic="http://schemas.openxmlformats.org/drawingml/2006/picture">
-                  <pic:nvPicPr>
-                    <pic:cNvPr id="0" name="Picture 291"/>
-                    <pic:cNvPicPr>
-                      <a:picLocks noChangeAspect="1" noChangeArrowheads="1"/>
-                    </pic:cNvPicPr>
-                  </pic:nvPicPr>
-                  <pic:blipFill>
-                    <a:blip r:embed="rId16">
-                      <a:extLst>
-                        <a:ext uri="{28A0092B-C50C-407E-A947-70E740481C1C}">
-                          <a14:useLocalDpi xmlns:a14="http://schemas.microsoft.com/office/drawing/2010/main" val="0"/>
-                        </a:ext>
-                      </a:extLst>
-                    </a:blip>
-                    <a:srcRect/>
-                    <a:stretch>
-                      <a:fillRect/>
-                    </a:stretch>
-                  </pic:blipFill>
-                  <pic:spPr bwMode="auto">
-                    <a:xfrm>
-                      <a:off x="0" y="0"/>
-                      <a:ext cx="4373880" cy="4191000"/>
-                    </a:xfrm>
-                    <a:prstGeom prst="rect">
-                      <a:avLst/>
-                    </a:prstGeom>
-                    <a:noFill/>
-                    <a:ln>
-                      <a:noFill/>
-                    </a:ln>
-                  </pic:spPr>
-                </pic:pic>
-              </a:graphicData>
-            </a:graphic>
-          </wp:inline>
-        </w:drawing>
-      </w:r>
-    </w:p>
-    <w:p>
-      <w:r>
-        <w:t>Hand Grips</w:t>
-      </w:r>
-    </w:p>
-    <w:p>
-      <w:r>
-        <w:lastRenderedPageBreak/>
-        <w:drawing>
-          <wp:inline distT="0" distB="0" distL="0" distR="0" wp14:anchorId="3011E2E2" wp14:editId="36994291">
-            <wp:extent cx="4411980" cy="4107180"/>
-            <wp:effectExtent l="0" t="0" r="7620" b="7620"/>
-            <wp:docPr id="690419134" name="Picture 82"/>
-            <wp:cNvGraphicFramePr>
-              <a:graphicFrameLocks xmlns:a="http://schemas.openxmlformats.org/drawingml/2006/main" noChangeAspect="1"/>
-            </wp:cNvGraphicFramePr>
-            <a:graphic xmlns:a="http://schemas.openxmlformats.org/drawingml/2006/main">
-              <a:graphicData uri="http://schemas.openxmlformats.org/drawingml/2006/picture">
-                <pic:pic xmlns:pic="http://schemas.openxmlformats.org/drawingml/2006/picture">
-                  <pic:nvPicPr>
-                    <pic:cNvPr id="0" name="Picture 292"/>
-                    <pic:cNvPicPr>
-                      <a:picLocks noChangeAspect="1" noChangeArrowheads="1"/>
-                    </pic:cNvPicPr>
-                  </pic:nvPicPr>
-                  <pic:blipFill>
-                    <a:blip r:embed="rId17">
-                      <a:extLst>
-                        <a:ext uri="{28A0092B-C50C-407E-A947-70E740481C1C}">
-                          <a14:useLocalDpi xmlns:a14="http://schemas.microsoft.com/office/drawing/2010/main" val="0"/>
-                        </a:ext>
-                      </a:extLst>
-                    </a:blip>
-                    <a:srcRect/>
-                    <a:stretch>
-                      <a:fillRect/>
-                    </a:stretch>
-                  </pic:blipFill>
-                  <pic:spPr bwMode="auto">
-                    <a:xfrm>
-                      <a:off x="0" y="0"/>
-                      <a:ext cx="4411980" cy="4107180"/>
-                    </a:xfrm>
-                    <a:prstGeom prst="rect">
-                      <a:avLst/>
-                    </a:prstGeom>
-                    <a:noFill/>
-                    <a:ln>
-                      <a:noFill/>
-                    </a:ln>
-                  </pic:spPr>
-                </pic:pic>
-              </a:graphicData>
-            </a:graphic>
-          </wp:inline>
-        </w:drawing>
-      </w:r>
-    </w:p>
-    <w:p>
-      <w:r>
-        <w:t>Adjustable Leg supports</w:t>
-      </w:r>
-    </w:p>
-    <w:p>
-      <w:r>
-        <w:drawing>
-          <wp:inline distT="0" distB="0" distL="0" distR="0" wp14:anchorId="3939C1AF" wp14:editId="28B52D77">
-            <wp:extent cx="3794760" cy="3535680"/>
-            <wp:effectExtent l="0" t="0" r="0" b="7620"/>
-            <wp:docPr id="1847229211" name="Picture 81"/>
-            <wp:cNvGraphicFramePr>
-              <a:graphicFrameLocks xmlns:a="http://schemas.openxmlformats.org/drawingml/2006/main" noChangeAspect="1"/>
-            </wp:cNvGraphicFramePr>
-            <a:graphic xmlns:a="http://schemas.openxmlformats.org/drawingml/2006/main">
-              <a:graphicData uri="http://schemas.openxmlformats.org/drawingml/2006/picture">
-                <pic:pic xmlns:pic="http://schemas.openxmlformats.org/drawingml/2006/picture">
-                  <pic:nvPicPr>
-                    <pic:cNvPr id="0" name="Picture 293"/>
-                    <pic:cNvPicPr>
-                      <a:picLocks noChangeAspect="1" noChangeArrowheads="1"/>
-                    </pic:cNvPicPr>
-                  </pic:nvPicPr>
-                  <pic:blipFill>
-                    <a:blip r:embed="rId18">
-                      <a:extLst>
-                        <a:ext uri="{28A0092B-C50C-407E-A947-70E740481C1C}">
-                          <a14:useLocalDpi xmlns:a14="http://schemas.microsoft.com/office/drawing/2010/main" val="0"/>
-                        </a:ext>
-                      </a:extLst>
-                    </a:blip>
-                    <a:srcRect/>
-                    <a:stretch>
-                      <a:fillRect/>
-                    </a:stretch>
-                  </pic:blipFill>
-                  <pic:spPr bwMode="auto">
-                    <a:xfrm>
-                      <a:off x="0" y="0"/>
-                      <a:ext cx="3794760" cy="3535680"/>
-                    </a:xfrm>
-                    <a:prstGeom prst="rect">
-                      <a:avLst/>
-                    </a:prstGeom>
-                    <a:noFill/>
-                    <a:ln>
-                      <a:noFill/>
-                    </a:ln>
-                  </pic:spPr>
-                </pic:pic>
-              </a:graphicData>
-            </a:graphic>
-          </wp:inline>
-        </w:drawing>
-      </w:r>
-    </w:p>
-    <w:p>
-      <w:r>
-        <w:lastRenderedPageBreak/>
-        <w:t>Squatting Bar</w:t>
-      </w:r>
-    </w:p>
-    <w:p>
-      <w:r>
-        <w:drawing>
-          <wp:inline distT="0" distB="0" distL="0" distR="0" wp14:anchorId="77C81849" wp14:editId="523645FA">
-            <wp:extent cx="3832860" cy="3581400"/>
-            <wp:effectExtent l="0" t="0" r="0" b="0"/>
-            <wp:docPr id="2072364800" name="Picture 80"/>
-            <wp:cNvGraphicFramePr>
-              <a:graphicFrameLocks xmlns:a="http://schemas.openxmlformats.org/drawingml/2006/main" noChangeAspect="1"/>
-            </wp:cNvGraphicFramePr>
-            <a:graphic xmlns:a="http://schemas.openxmlformats.org/drawingml/2006/main">
-              <a:graphicData uri="http://schemas.openxmlformats.org/drawingml/2006/picture">
-                <pic:pic xmlns:pic="http://schemas.openxmlformats.org/drawingml/2006/picture">
-                  <pic:nvPicPr>
-                    <pic:cNvPr id="0" name="Picture 294"/>
-                    <pic:cNvPicPr>
-                      <a:picLocks noChangeAspect="1" noChangeArrowheads="1"/>
-                    </pic:cNvPicPr>
-                  </pic:nvPicPr>
-                  <pic:blipFill>
-                    <a:blip r:embed="rId19">
-                      <a:extLst>
-                        <a:ext uri="{28A0092B-C50C-407E-A947-70E740481C1C}">
-                          <a14:useLocalDpi xmlns:a14="http://schemas.microsoft.com/office/drawing/2010/main" val="0"/>
-                        </a:ext>
-                      </a:extLst>
-                    </a:blip>
-                    <a:srcRect/>
-                    <a:stretch>
-                      <a:fillRect/>
-                    </a:stretch>
-                  </pic:blipFill>
-                  <pic:spPr bwMode="auto">
-                    <a:xfrm>
-                      <a:off x="0" y="0"/>
-                      <a:ext cx="3832860" cy="3581400"/>
-                    </a:xfrm>
-                    <a:prstGeom prst="rect">
-                      <a:avLst/>
-                    </a:prstGeom>
-                    <a:noFill/>
-                    <a:ln>
-                      <a:noFill/>
-                    </a:ln>
-                  </pic:spPr>
-                </pic:pic>
-              </a:graphicData>
-            </a:graphic>
-          </wp:inline>
-        </w:drawing>
-      </w:r>
-    </w:p>
-    <w:p>
-      <w:r>
-        <w:t>Upholstered Heel Supports</w:t>
-      </w:r>
-    </w:p>
-    <w:p>
-      <w:r>
-        <w:drawing>
-          <wp:inline distT="0" distB="0" distL="0" distR="0" wp14:anchorId="52588DD2" wp14:editId="14F2D09C">
-            <wp:extent cx="3550920" cy="3505200"/>
-            <wp:effectExtent l="0" t="0" r="0" b="0"/>
-            <wp:docPr id="211319679" name="Picture 79"/>
-            <wp:cNvGraphicFramePr>
-              <a:graphicFrameLocks xmlns:a="http://schemas.openxmlformats.org/drawingml/2006/main" noChangeAspect="1"/>
-            </wp:cNvGraphicFramePr>
-            <a:graphic xmlns:a="http://schemas.openxmlformats.org/drawingml/2006/main">
-              <a:graphicData uri="http://schemas.openxmlformats.org/drawingml/2006/picture">
-                <pic:pic xmlns:pic="http://schemas.openxmlformats.org/drawingml/2006/picture">
-                  <pic:nvPicPr>
-                    <pic:cNvPr id="0" name="Picture 295"/>
-                    <pic:cNvPicPr>
-                      <a:picLocks noChangeAspect="1" noChangeArrowheads="1"/>
-                    </pic:cNvPicPr>
-                  </pic:nvPicPr>
-                  <pic:blipFill>
-                    <a:blip r:embed="rId20">
-                      <a:extLst>
-                        <a:ext uri="{28A0092B-C50C-407E-A947-70E740481C1C}">
-                          <a14:useLocalDpi xmlns:a14="http://schemas.microsoft.com/office/drawing/2010/main" val="0"/>
-                        </a:ext>
-                      </a:extLst>
-                    </a:blip>
-                    <a:srcRect/>
-                    <a:stretch>
-                      <a:fillRect/>
-                    </a:stretch>
-                  </pic:blipFill>
-                  <pic:spPr bwMode="auto">
-                    <a:xfrm>
-                      <a:off x="0" y="0"/>
-                      <a:ext cx="3550920" cy="3505200"/>
-                    </a:xfrm>
-                    <a:prstGeom prst="rect">
-                      <a:avLst/>
-                    </a:prstGeom>
-                    <a:noFill/>
-                    <a:ln>
-                      <a:noFill/>
-                    </a:ln>
-                  </pic:spPr>
-                </pic:pic>
-              </a:graphicData>
-            </a:graphic>
-          </wp:inline>
-        </w:drawing>
-      </w:r>
-    </w:p>
-    <w:p>
-      <w:r>
-        <w:t>Rechargeable Battery Backup</w:t>
-      </w:r>
-    </w:p>
-    <w:p>
-      <w:r>
-        <w:lastRenderedPageBreak/>
-        <w:drawing>
-          <wp:inline distT="0" distB="0" distL="0" distR="0" wp14:anchorId="2A45A14F" wp14:editId="543461F3">
-            <wp:extent cx="1851660" cy="1851660"/>
-            <wp:effectExtent l="0" t="0" r="0" b="0"/>
-            <wp:docPr id="2058682834" name="Picture 78" descr="A white and blue medical device&#10;&#10;AI-generated content may be incorrect."/>
-            <wp:cNvGraphicFramePr>
-              <a:graphicFrameLocks xmlns:a="http://schemas.openxmlformats.org/drawingml/2006/main" noChangeAspect="1"/>
-            </wp:cNvGraphicFramePr>
-            <a:graphic xmlns:a="http://schemas.openxmlformats.org/drawingml/2006/main">
-              <a:graphicData uri="http://schemas.openxmlformats.org/drawingml/2006/picture">
-                <pic:pic xmlns:pic="http://schemas.openxmlformats.org/drawingml/2006/picture">
-                  <pic:nvPicPr>
-                    <pic:cNvPr id="2058682834" name="Picture 78" descr="A white and blue medical device&#10;&#10;AI-generated content may be incorrect."/>
-                    <pic:cNvPicPr>
-                      <a:picLocks noChangeAspect="1" noChangeArrowheads="1"/>
-                    </pic:cNvPicPr>
-                  </pic:nvPicPr>
-                  <pic:blipFill>
-                    <a:blip r:embed="rId21">
-                      <a:extLst>
-                        <a:ext uri="{28A0092B-C50C-407E-A947-70E740481C1C}">
-                          <a14:useLocalDpi xmlns:a14="http://schemas.microsoft.com/office/drawing/2010/main" val="0"/>
-                        </a:ext>
-                      </a:extLst>
-                    </a:blip>
-                    <a:srcRect/>
-                    <a:stretch>
-                      <a:fillRect/>
-                    </a:stretch>
-                  </pic:blipFill>
-                  <pic:spPr bwMode="auto">
-                    <a:xfrm>
-                      <a:off x="0" y="0"/>
-                      <a:ext cx="1851660" cy="1851660"/>
-                    </a:xfrm>
-                    <a:prstGeom prst="rect">
-                      <a:avLst/>
-                    </a:prstGeom>
-                    <a:noFill/>
-                    <a:ln>
-                      <a:noFill/>
-                    </a:ln>
-                  </pic:spPr>
-                </pic:pic>
-              </a:graphicData>
-            </a:graphic>
-          </wp:inline>
-        </w:drawing>
-      </w:r>
-    </w:p>
-    <w:p>
-      <w:r>
-        <w:t>X-Ray Translucent HPL Backrest</w:t>
-      </w:r>
-    </w:p>
-    <w:p>
-      <w:r>
-        <w:drawing>
-          <wp:inline distT="0" distB="0" distL="0" distR="0" wp14:anchorId="4C4A1C61" wp14:editId="0EE677E8">
-            <wp:extent cx="3147060" cy="2933700"/>
-            <wp:effectExtent l="0" t="0" r="0" b="0"/>
-            <wp:docPr id="1524783440" name="Picture 77"/>
-            <wp:cNvGraphicFramePr>
-              <a:graphicFrameLocks xmlns:a="http://schemas.openxmlformats.org/drawingml/2006/main" noChangeAspect="1"/>
-            </wp:cNvGraphicFramePr>
-            <a:graphic xmlns:a="http://schemas.openxmlformats.org/drawingml/2006/main">
-              <a:graphicData uri="http://schemas.openxmlformats.org/drawingml/2006/picture">
-                <pic:pic xmlns:pic="http://schemas.openxmlformats.org/drawingml/2006/picture">
-                  <pic:nvPicPr>
-                    <pic:cNvPr id="0" name="Picture 297"/>
-                    <pic:cNvPicPr>
-                      <a:picLocks noChangeAspect="1" noChangeArrowheads="1"/>
-                    </pic:cNvPicPr>
-                  </pic:nvPicPr>
-                  <pic:blipFill>
-                    <a:blip r:embed="rId22">
-                      <a:extLst>
-                        <a:ext uri="{28A0092B-C50C-407E-A947-70E740481C1C}">
-                          <a14:useLocalDpi xmlns:a14="http://schemas.microsoft.com/office/drawing/2010/main" val="0"/>
-                        </a:ext>
-                      </a:extLst>
-                    </a:blip>
-                    <a:srcRect/>
-                    <a:stretch>
-                      <a:fillRect/>
-                    </a:stretch>
-                  </pic:blipFill>
-                  <pic:spPr bwMode="auto">
-                    <a:xfrm>
-                      <a:off x="0" y="0"/>
-                      <a:ext cx="3147060" cy="2933700"/>
-                    </a:xfrm>
-                    <a:prstGeom prst="rect">
-                      <a:avLst/>
-                    </a:prstGeom>
-                    <a:noFill/>
-                    <a:ln>
-                      <a:noFill/>
-                    </a:ln>
-                  </pic:spPr>
-                </pic:pic>
-              </a:graphicData>
-            </a:graphic>
-          </wp:inline>
-        </w:drawing>
-      </w:r>
-    </w:p>
-    <w:p>
-      <w:r>
-        <w:t>Control Panels Embedded on Side Rails</w:t>
-      </w:r>
-    </w:p>
-    <w:p>
-      <w:r>
-        <w:lastRenderedPageBreak/>
-        <w:drawing>
-          <wp:inline distT="0" distB="0" distL="0" distR="0" wp14:anchorId="522F966B" wp14:editId="0AEED8D4">
-            <wp:extent cx="3223260" cy="2903220"/>
-            <wp:effectExtent l="0" t="0" r="0" b="0"/>
-            <wp:docPr id="297855402" name="Picture 76"/>
-            <wp:cNvGraphicFramePr>
-              <a:graphicFrameLocks xmlns:a="http://schemas.openxmlformats.org/drawingml/2006/main" noChangeAspect="1"/>
-            </wp:cNvGraphicFramePr>
-            <a:graphic xmlns:a="http://schemas.openxmlformats.org/drawingml/2006/main">
-              <a:graphicData uri="http://schemas.openxmlformats.org/drawingml/2006/picture">
-                <pic:pic xmlns:pic="http://schemas.openxmlformats.org/drawingml/2006/picture">
-                  <pic:nvPicPr>
-                    <pic:cNvPr id="0" name="Picture 298"/>
-                    <pic:cNvPicPr>
-                      <a:picLocks noChangeAspect="1" noChangeArrowheads="1"/>
-                    </pic:cNvPicPr>
-                  </pic:nvPicPr>
-                  <pic:blipFill>
-                    <a:blip r:embed="rId23">
-                      <a:extLst>
-                        <a:ext uri="{28A0092B-C50C-407E-A947-70E740481C1C}">
-                          <a14:useLocalDpi xmlns:a14="http://schemas.microsoft.com/office/drawing/2010/main" val="0"/>
-                        </a:ext>
-                      </a:extLst>
-                    </a:blip>
-                    <a:srcRect/>
-                    <a:stretch>
-                      <a:fillRect/>
-                    </a:stretch>
-                  </pic:blipFill>
-                  <pic:spPr bwMode="auto">
-                    <a:xfrm>
-                      <a:off x="0" y="0"/>
-                      <a:ext cx="3223260" cy="2903220"/>
-                    </a:xfrm>
-                    <a:prstGeom prst="rect">
-                      <a:avLst/>
-                    </a:prstGeom>
-                    <a:noFill/>
-                    <a:ln>
-                      <a:noFill/>
-                    </a:ln>
-                  </pic:spPr>
-                </pic:pic>
-              </a:graphicData>
-            </a:graphic>
-          </wp:inline>
-        </w:drawing>
-      </w:r>
-    </w:p>
-    <w:p>
-      <w:r>
-        <w:t>Twin Castors, 150 mm</w:t>
-      </w:r>
-    </w:p>
-    <w:p>
-      <w:r>
-        <w:drawing>
-          <wp:inline distT="0" distB="0" distL="0" distR="0" wp14:anchorId="06AA7744" wp14:editId="6F63AB02">
-            <wp:extent cx="3268980" cy="2887980"/>
-            <wp:effectExtent l="0" t="0" r="7620" b="7620"/>
-            <wp:docPr id="58178927" name="Picture 75"/>
-            <wp:cNvGraphicFramePr>
-              <a:graphicFrameLocks xmlns:a="http://schemas.openxmlformats.org/drawingml/2006/main" noChangeAspect="1"/>
-            </wp:cNvGraphicFramePr>
-            <a:graphic xmlns:a="http://schemas.openxmlformats.org/drawingml/2006/main">
-              <a:graphicData uri="http://schemas.openxmlformats.org/drawingml/2006/picture">
-                <pic:pic xmlns:pic="http://schemas.openxmlformats.org/drawingml/2006/picture">
-                  <pic:nvPicPr>
-                    <pic:cNvPr id="0" name="Picture 299"/>
-                    <pic:cNvPicPr>
-                      <a:picLocks noChangeAspect="1" noChangeArrowheads="1"/>
-                    </pic:cNvPicPr>
-                  </pic:nvPicPr>
-                  <pic:blipFill>
-                    <a:blip r:embed="rId24">
-                      <a:extLst>
-                        <a:ext uri="{28A0092B-C50C-407E-A947-70E740481C1C}">
-                          <a14:useLocalDpi xmlns:a14="http://schemas.microsoft.com/office/drawing/2010/main" val="0"/>
-                        </a:ext>
-                      </a:extLst>
-                    </a:blip>
-                    <a:srcRect/>
-                    <a:stretch>
-                      <a:fillRect/>
-                    </a:stretch>
-                  </pic:blipFill>
-                  <pic:spPr bwMode="auto">
-                    <a:xfrm>
-                      <a:off x="0" y="0"/>
-                      <a:ext cx="3268980" cy="2887980"/>
-                    </a:xfrm>
-                    <a:prstGeom prst="rect">
-                      <a:avLst/>
-                    </a:prstGeom>
-                    <a:noFill/>
-                    <a:ln>
-                      <a:noFill/>
-                    </a:ln>
-                  </pic:spPr>
-                </pic:pic>
-              </a:graphicData>
-            </a:graphic>
-          </wp:inline>
-        </w:drawing>
-      </w:r>
-    </w:p>
-    <w:p>
-      <w:r>
-        <w:t>Foot Switch</w:t>
-      </w:r>
-    </w:p>
-    <w:p/>
     <w:sectPr>
       <w:pgSz w:w="12240" w:h="15840"/>
       <w:pgMar w:top="1440" w:right="1440" w:bottom="1440" w:left="1440" w:header="720" w:footer="720" w:gutter="0"/>
@@ -2077,7 +886,7 @@
 </file>
 
 <file path=word/numbering.xml><?xml version="1.0" encoding="utf-8"?>
-<w:numbering xmlns:wpc="http://schemas.microsoft.com/office/word/2010/wordprocessingCanvas" xmlns:cx="http://schemas.microsoft.com/office/drawing/2014/chartex" xmlns:cx1="http://schemas.microsoft.com/office/drawing/2015/9/8/chartex" xmlns:cx2="http://schemas.microsoft.com/office/drawing/2015/10/21/chartex" xmlns:cx3="http://schemas.microsoft.com/office/drawing/2016/5/9/chartex" xmlns:cx4="http://schemas.microsoft.com/office/drawing/2016/5/10/chartex" xmlns:cx5="http://schemas.microsoft.com/office/drawing/2016/5/11/chartex" xmlns:cx6="http://schemas.microsoft.com/office/drawing/2016/5/12/chartex" xmlns:cx7="http://schemas.microsoft.com/office/drawing/2016/5/13/chartex" xmlns:cx8="http://schemas.microsoft.com/office/drawing/2016/5/14/chartex" xmlns:mc="http://schemas.openxmlformats.org/markup-compatibility/2006" xmlns:aink="http://schemas.microsoft.com/office/drawing/2016/ink" xmlns:am3d="http://schemas.microsoft.com/office/drawing/2017/model3d" xmlns:o="urn:schemas-microsoft-com:office:office" xmlns:oel="http://schemas.microsoft.com/office/2019/extlst" xmlns:r="http://schemas.openxmlformats.org/officeDocument/2006/relationships" xmlns:m="http://schemas.openxmlformats.org/officeDocument/2006/math" xmlns:v="urn:schemas-microsoft-com:vml" xmlns:wp14="http://schemas.microsoft.com/office/word/2010/wordprocessingDrawing" xmlns:wp="http://schemas.openxmlformats.org/drawingml/2006/wordprocessingDrawing" xmlns:w10="urn:schemas-microsoft-com:office:word" xmlns:w="http://schemas.openxmlformats.org/wordprocessingml/2006/main" xmlns:w14="http://schemas.microsoft.com/office/word/2010/wordml" xmlns:w15="http://schemas.microsoft.com/office/word/2012/wordml" xmlns:w16cex="http://schemas.microsoft.com/office/word/2018/wordml/cex" xmlns:w16cid="http://schemas.microsoft.com/office/word/2016/wordml/cid" xmlns:w16="http://schemas.microsoft.com/office/word/2018/wordml" xmlns:w16du="http://schemas.microsoft.com/office/word/2023/wordml/word16du" xmlns:w16sdtdh="http://schemas.microsoft.com/office/word/2020/wordml/sdtdatahash" xmlns:w16sdtfl="http://schemas.microsoft.com/office/word/2024/wordml/sdtformatlock" xmlns:w16se="http://schemas.microsoft.com/office/word/2015/wordml/symex" xmlns:wpg="http://schemas.microsoft.com/office/word/2010/wordprocessingGroup" xmlns:wpi="http://schemas.microsoft.com/office/word/2010/wordprocessingInk" xmlns:wne="http://schemas.microsoft.com/office/word/2006/wordml" xmlns:wps="http://schemas.microsoft.com/office/word/2010/wordprocessingShape" mc:Ignorable="w14 w15 w16se w16cid w16 w16cex w16sdtdh w16sdtfl w16du wp14">
+<w:numbering xmlns:wpc="http://schemas.microsoft.com/office/word/2010/wordprocessingCanvas" xmlns:cx="http://schemas.microsoft.com/office/drawing/2014/chartex" xmlns:cx1="http://schemas.microsoft.com/office/drawing/2015/9/8/chartex" xmlns:cx2="http://schemas.microsoft.com/office/drawing/2015/10/21/chartex" xmlns:cx3="http://schemas.microsoft.com/office/drawing/2016/5/9/chartex" xmlns:cx4="http://schemas.microsoft.com/office/drawing/2016/5/10/chartex" xmlns:cx5="http://schemas.microsoft.com/office/drawing/2016/5/11/chartex" xmlns:cx6="http://schemas.microsoft.com/office/drawing/2016/5/12/chartex" xmlns:cx7="http://schemas.microsoft.com/office/drawing/2016/5/13/chartex" xmlns:cx8="http://schemas.microsoft.com/office/drawing/2016/5/14/chartex" xmlns:mc="http://schemas.openxmlformats.org/markup-compatibility/2006" xmlns:aink="http://schemas.microsoft.com/office/drawing/2016/ink" xmlns:am3d="http://schemas.microsoft.com/office/drawing/2017/model3d" xmlns:o="urn:schemas-microsoft-com:office:office" xmlns:r="http://schemas.openxmlformats.org/officeDocument/2006/relationships" xmlns:m="http://schemas.openxmlformats.org/officeDocument/2006/math" xmlns:v="urn:schemas-microsoft-com:vml" xmlns:wp14="http://schemas.microsoft.com/office/word/2010/wordprocessingDrawing" xmlns:wp="http://schemas.openxmlformats.org/drawingml/2006/wordprocessingDrawing" xmlns:w10="urn:schemas-microsoft-com:office:word" xmlns:w="http://schemas.openxmlformats.org/wordprocessingml/2006/main" xmlns:w14="http://schemas.microsoft.com/office/word/2010/wordml" xmlns:w15="http://schemas.microsoft.com/office/word/2012/wordml" xmlns:w16cid="http://schemas.microsoft.com/office/word/2016/wordml/cid" xmlns:w16se="http://schemas.microsoft.com/office/word/2015/wordml/symex" xmlns:wpg="http://schemas.microsoft.com/office/word/2010/wordprocessingGroup" xmlns:wpi="http://schemas.microsoft.com/office/word/2010/wordprocessingInk" xmlns:wne="http://schemas.microsoft.com/office/word/2006/wordml" xmlns:wps="http://schemas.microsoft.com/office/word/2010/wordprocessingShape" mc:Ignorable="w14 w15 w16se w16cid wp14">
   <w:abstractNum w:abstractNumId="0" w15:restartNumberingAfterBreak="0">
     <w:nsid w:val="07FD2CA1"/>
     <w:multiLevelType w:val="multilevel"/>
@@ -5803,86 +4612,86 @@
       </w:rPr>
     </w:lvl>
   </w:abstractNum>
-  <w:num w:numId="1" w16cid:durableId="1115369000">
+  <w:num w:numId="1">
     <w:abstractNumId w:val="8"/>
   </w:num>
-  <w:num w:numId="2" w16cid:durableId="980109635">
+  <w:num w:numId="2">
     <w:abstractNumId w:val="14"/>
   </w:num>
-  <w:num w:numId="3" w16cid:durableId="1387294498">
+  <w:num w:numId="3">
     <w:abstractNumId w:val="5"/>
   </w:num>
-  <w:num w:numId="4" w16cid:durableId="1068958809">
+  <w:num w:numId="4">
     <w:abstractNumId w:val="18"/>
   </w:num>
-  <w:num w:numId="5" w16cid:durableId="1935236192">
+  <w:num w:numId="5">
     <w:abstractNumId w:val="2"/>
   </w:num>
-  <w:num w:numId="6" w16cid:durableId="1782534333">
+  <w:num w:numId="6">
     <w:abstractNumId w:val="4"/>
   </w:num>
-  <w:num w:numId="7" w16cid:durableId="631787452">
+  <w:num w:numId="7">
     <w:abstractNumId w:val="15"/>
   </w:num>
-  <w:num w:numId="8" w16cid:durableId="77335620">
+  <w:num w:numId="8">
     <w:abstractNumId w:val="11"/>
   </w:num>
-  <w:num w:numId="9" w16cid:durableId="203249411">
+  <w:num w:numId="9">
     <w:abstractNumId w:val="9"/>
   </w:num>
-  <w:num w:numId="10" w16cid:durableId="952595340">
+  <w:num w:numId="10">
     <w:abstractNumId w:val="10"/>
   </w:num>
-  <w:num w:numId="11" w16cid:durableId="1278948022">
+  <w:num w:numId="11">
     <w:abstractNumId w:val="23"/>
   </w:num>
-  <w:num w:numId="12" w16cid:durableId="831339028">
+  <w:num w:numId="12">
     <w:abstractNumId w:val="7"/>
   </w:num>
-  <w:num w:numId="13" w16cid:durableId="398020613">
+  <w:num w:numId="13">
     <w:abstractNumId w:val="21"/>
   </w:num>
-  <w:num w:numId="14" w16cid:durableId="1488669905">
+  <w:num w:numId="14">
     <w:abstractNumId w:val="16"/>
   </w:num>
-  <w:num w:numId="15" w16cid:durableId="484247711">
+  <w:num w:numId="15">
     <w:abstractNumId w:val="20"/>
   </w:num>
-  <w:num w:numId="16" w16cid:durableId="961689951">
+  <w:num w:numId="16">
     <w:abstractNumId w:val="22"/>
   </w:num>
-  <w:num w:numId="17" w16cid:durableId="1384909699">
+  <w:num w:numId="17">
     <w:abstractNumId w:val="13"/>
   </w:num>
-  <w:num w:numId="18" w16cid:durableId="1086614027">
+  <w:num w:numId="18">
     <w:abstractNumId w:val="19"/>
   </w:num>
-  <w:num w:numId="19" w16cid:durableId="1403596512">
+  <w:num w:numId="19">
     <w:abstractNumId w:val="0"/>
   </w:num>
-  <w:num w:numId="20" w16cid:durableId="797184916">
+  <w:num w:numId="20">
     <w:abstractNumId w:val="6"/>
   </w:num>
-  <w:num w:numId="21" w16cid:durableId="1923565580">
+  <w:num w:numId="21">
     <w:abstractNumId w:val="24"/>
   </w:num>
-  <w:num w:numId="22" w16cid:durableId="304480441">
+  <w:num w:numId="22">
     <w:abstractNumId w:val="17"/>
   </w:num>
-  <w:num w:numId="23" w16cid:durableId="717583809">
+  <w:num w:numId="23">
     <w:abstractNumId w:val="12"/>
   </w:num>
-  <w:num w:numId="24" w16cid:durableId="961962573">
+  <w:num w:numId="24">
     <w:abstractNumId w:val="1"/>
   </w:num>
-  <w:num w:numId="25" w16cid:durableId="1148520779">
+  <w:num w:numId="25">
     <w:abstractNumId w:val="3"/>
   </w:num>
 </w:numbering>
 </file>
 
 <file path=word/styles.xml><?xml version="1.0" encoding="utf-8"?>
-<w:styles xmlns:mc="http://schemas.openxmlformats.org/markup-compatibility/2006" xmlns:r="http://schemas.openxmlformats.org/officeDocument/2006/relationships" xmlns:w="http://schemas.openxmlformats.org/wordprocessingml/2006/main" xmlns:w14="http://schemas.microsoft.com/office/word/2010/wordml" xmlns:w15="http://schemas.microsoft.com/office/word/2012/wordml" xmlns:w16cex="http://schemas.microsoft.com/office/word/2018/wordml/cex" xmlns:w16cid="http://schemas.microsoft.com/office/word/2016/wordml/cid" xmlns:w16="http://schemas.microsoft.com/office/word/2018/wordml" xmlns:w16du="http://schemas.microsoft.com/office/word/2023/wordml/word16du" xmlns:w16sdtdh="http://schemas.microsoft.com/office/word/2020/wordml/sdtdatahash" xmlns:w16sdtfl="http://schemas.microsoft.com/office/word/2024/wordml/sdtformatlock" xmlns:w16se="http://schemas.microsoft.com/office/word/2015/wordml/symex" mc:Ignorable="w14 w15 w16se w16cid w16 w16cex w16sdtdh w16sdtfl w16du">
+<w:styles xmlns:mc="http://schemas.openxmlformats.org/markup-compatibility/2006" xmlns:r="http://schemas.openxmlformats.org/officeDocument/2006/relationships" xmlns:w="http://schemas.openxmlformats.org/wordprocessingml/2006/main" xmlns:w14="http://schemas.microsoft.com/office/word/2010/wordml" xmlns:w15="http://schemas.microsoft.com/office/word/2012/wordml" xmlns:w16cid="http://schemas.microsoft.com/office/word/2016/wordml/cid" xmlns:w16se="http://schemas.microsoft.com/office/word/2015/wordml/symex" mc:Ignorable="w14 w15 w16se w16cid">
   <w:docDefaults>
     <w:rPrDefault>
       <w:rPr>
@@ -5900,7 +4709,7 @@
       </w:pPr>
     </w:pPrDefault>
   </w:docDefaults>
-  <w:latentStyles w:defLockedState="0" w:defUIPriority="99" w:defSemiHidden="0" w:defUnhideWhenUsed="0" w:defQFormat="0" w:count="376">
+  <w:latentStyles w:defLockedState="0" w:defUIPriority="99" w:defSemiHidden="0" w:defUnhideWhenUsed="0" w:defQFormat="0" w:count="375">
     <w:lsdException w:name="Normal" w:uiPriority="0" w:qFormat="1"/>
     <w:lsdException w:name="heading 1" w:uiPriority="9" w:qFormat="1"/>
     <w:lsdException w:name="heading 2" w:semiHidden="1" w:uiPriority="9" w:unhideWhenUsed="1" w:qFormat="1"/>
@@ -6276,7 +5085,6 @@
     <w:lsdException w:name="Smart Hyperlink" w:semiHidden="1" w:unhideWhenUsed="1"/>
     <w:lsdException w:name="Hashtag" w:semiHidden="1" w:unhideWhenUsed="1"/>
     <w:lsdException w:name="Unresolved Mention" w:semiHidden="1" w:unhideWhenUsed="1"/>
-    <w:lsdException w:name="Smart Link" w:semiHidden="1" w:unhideWhenUsed="1"/>
   </w:latentStyles>
   <w:style w:type="paragraph" w:default="1" w:styleId="Normal">
     <w:name w:val="Normal"/>
@@ -6484,6 +5292,7 @@
   <w:style w:type="character" w:default="1" w:styleId="DefaultParagraphFont">
     <w:name w:val="Default Paragraph Font"/>
     <w:uiPriority w:val="1"/>
+    <w:semiHidden/>
     <w:unhideWhenUsed/>
   </w:style>
   <w:style w:type="table" w:default="1" w:styleId="TableNormal">
